--- a/Cover Letter（Game）.docx
+++ b/Cover Letter（Game）.docx
@@ -232,7 +232,20 @@
         <w:rPr>
           <w:rFonts w:asciiTheme="minorHAnsi" w:hAnsiTheme="minorHAnsi" w:cstheme="minorHAnsi"/>
         </w:rPr>
-        <w:t>[Company Name</w:t>
+        <w:t>[</w:t>
+      </w:r>
+      <w:r>
+        <w:rPr>
+          <w:rFonts w:asciiTheme="minorHAnsi" w:hAnsiTheme="minorHAnsi" w:cstheme="minorHAnsi" w:hint="eastAsia"/>
+          <w:lang w:eastAsia="zh-CN"/>
+        </w:rPr>
+        <w:t xml:space="preserve"> </w:t>
+      </w:r>
+      <w:r>
+        <w:rPr>
+          <w:rFonts w:asciiTheme="minorHAnsi" w:hAnsiTheme="minorHAnsi" w:cstheme="minorHAnsi"/>
+        </w:rPr>
+        <w:t>Company Name</w:t>
       </w:r>
       <w:r>
         <w:rPr>
@@ -256,25 +269,7 @@
           <w:bCs/>
           <w:lang w:eastAsia="zh-CN"/>
         </w:rPr>
-        <w:t>Gameloft</w:t>
-      </w:r>
-      <w:r>
-        <w:rPr>
-          <w:rFonts w:asciiTheme="minorHAnsi" w:hAnsiTheme="minorHAnsi" w:cstheme="minorHAnsi"/>
-          <w:b/>
-          <w:bCs/>
-          <w:lang w:eastAsia="zh-CN"/>
-        </w:rPr>
-        <w:t> </w:t>
-      </w:r>
-      <w:r>
-        <w:rPr>
-          <w:rFonts w:asciiTheme="minorHAnsi" w:hAnsiTheme="minorHAnsi" w:cstheme="minorHAnsi" w:hint="eastAsia"/>
-          <w:b/>
-          <w:bCs/>
-          <w:lang w:eastAsia="zh-CN"/>
-        </w:rPr>
-        <w:t xml:space="preserve"> </w:t>
+        <w:t xml:space="preserve">Rockstar </w:t>
       </w:r>
       <w:r>
         <w:rPr>
@@ -289,10 +284,6 @@
       <w:pPr>
         <w:pStyle w:val="a3"/>
         <w:spacing w:line="278" w:lineRule="auto"/>
-        <w:rPr>
-          <w:b/>
-          <w:bCs/>
-        </w:rPr>
       </w:pPr>
       <w:r>
         <w:rPr>
@@ -310,12 +301,11 @@
       </w:r>
       <w:r>
         <w:rPr>
-          <w:rFonts w:asciiTheme="minorHAnsi" w:hAnsiTheme="minorHAnsi" w:cstheme="minorHAnsi" w:hint="eastAsia"/>
+          <w:rFonts w:ascii="Calibri" w:hAnsi="Calibri" w:cs="Calibri"/>
           <w:b/>
           <w:bCs/>
-          <w:lang w:eastAsia="zh-CN"/>
-        </w:rPr>
-        <w:t xml:space="preserve">Intern </w:t>
+        </w:rPr>
+        <w:t>Graphics Programmer</w:t>
       </w:r>
       <w:r>
         <w:rPr>
@@ -324,15 +314,6 @@
           <w:bCs/>
           <w:lang w:eastAsia="zh-CN"/>
         </w:rPr>
-        <w:t>Animator</w:t>
-      </w:r>
-      <w:r>
-        <w:rPr>
-          <w:rFonts w:asciiTheme="minorHAnsi" w:hAnsiTheme="minorHAnsi" w:cstheme="minorHAnsi"/>
-          <w:b/>
-          <w:bCs/>
-          <w:lang w:eastAsia="zh-CN"/>
-        </w:rPr>
         <w:t xml:space="preserve"> </w:t>
       </w:r>
       <w:r>
@@ -692,7 +673,7 @@
         <w:pStyle w:val="a3"/>
         <w:spacing w:line="278" w:lineRule="auto"/>
         <w:rPr>
-          <w:rFonts w:asciiTheme="minorHAnsi" w:hAnsiTheme="minorHAnsi" w:cstheme="minorHAnsi" w:hint="eastAsia"/>
+          <w:rFonts w:asciiTheme="minorHAnsi" w:hAnsiTheme="minorHAnsi" w:cstheme="minorHAnsi"/>
           <w:lang w:eastAsia="zh-CN"/>
         </w:rPr>
       </w:pPr>
@@ -969,7 +950,7 @@
         <w:pStyle w:val="a3"/>
         <w:spacing w:line="278" w:lineRule="auto"/>
         <w:rPr>
-          <w:rFonts w:asciiTheme="minorHAnsi" w:hAnsiTheme="minorHAnsi" w:cstheme="minorHAnsi" w:hint="eastAsia"/>
+          <w:rFonts w:asciiTheme="minorHAnsi" w:hAnsiTheme="minorHAnsi" w:cstheme="minorHAnsi"/>
           <w:lang w:eastAsia="zh-CN"/>
         </w:rPr>
       </w:pPr>
@@ -1045,7 +1026,7 @@
         <w:pStyle w:val="a3"/>
         <w:spacing w:line="278" w:lineRule="auto"/>
         <w:rPr>
-          <w:rFonts w:asciiTheme="minorHAnsi" w:hAnsiTheme="minorHAnsi" w:cstheme="minorHAnsi" w:hint="eastAsia"/>
+          <w:rFonts w:asciiTheme="minorHAnsi" w:hAnsiTheme="minorHAnsi" w:cstheme="minorHAnsi"/>
           <w:lang w:eastAsia="zh-CN"/>
         </w:rPr>
       </w:pPr>
@@ -1872,7 +1853,6 @@
   <w:style w:type="character" w:default="1" w:styleId="a0">
     <w:name w:val="Default Paragraph Font"/>
     <w:uiPriority w:val="1"/>
-    <w:semiHidden/>
     <w:unhideWhenUsed/>
   </w:style>
   <w:style w:type="table" w:default="1" w:styleId="a1">
